--- a/ModuleML/Описание Работы.docx
+++ b/ModuleML/Описание Работы.docx
@@ -523,6 +523,21 @@
           <w:rFonts w:ascii="Times New Roman" w:hAnsi="Times New Roman" w:cs="Times New Roman"/>
         </w:rPr>
       </w:pPr>
+      <w:r>
+        <w:rPr>
+          <w:rFonts w:ascii="Times New Roman" w:hAnsi="Times New Roman" w:cs="Times New Roman"/>
+        </w:rPr>
+        <w:t>Модель работает в два этапа. Первый прогноз делается сразу после оформления заказа — на этом этапе доступна информация о клиенте, товаре, регионе и времени заказа. Этого уже достаточно, чтобы выявить часть рискованных заказов и принять меры на ранней стадии. Второй прогноз выполняется после того, как заказ собран и готов к отправке. К этому моменту становится известна скорость сборки, и она оказывается одним из самых сильных сигналов: если сборка затянулась, риск отказа возрастает. Второй этап позволяет уточнить прогноз и при необходимости скорректировать действия — например, связаться с клиентом и предупредить о задержке или предложить скидку.</w:t>
+      </w:r>
+    </w:p>
+    <w:p>
+      <w:pPr>
+        <w:spacing w:after="0" w:line="240" w:lineRule="auto"/>
+        <w:ind w:firstLine="708"/>
+        <w:rPr>
+          <w:rFonts w:ascii="Times New Roman" w:hAnsi="Times New Roman" w:cs="Times New Roman"/>
+        </w:rPr>
+      </w:pPr>
     </w:p>
     <w:p>
       <w:pPr>
@@ -689,7 +704,14 @@
         <w:rPr>
           <w:rFonts w:ascii="Times New Roman" w:hAnsi="Times New Roman" w:cs="Times New Roman"/>
         </w:rPr>
-        <w:t>Это позволяет сконцентрировать усилия именно на тех заказах, где риск отказа наиболее высок.</w:t>
+        <w:t xml:space="preserve">Это позволяет сконцентрировать усилия именно на тех заказах, где риск отказа наиболее </w:t>
+      </w:r>
+      <w:r>
+        <w:rPr>
+          <w:rFonts w:ascii="Times New Roman" w:hAnsi="Times New Roman" w:cs="Times New Roman"/>
+        </w:rPr>
+        <w:lastRenderedPageBreak/>
+        <w:t>высок.</w:t>
       </w:r>
       <w:r>
         <w:rPr>
@@ -763,14 +785,7 @@
         <w:rPr>
           <w:rFonts w:ascii="Times New Roman" w:hAnsi="Times New Roman" w:cs="Times New Roman"/>
         </w:rPr>
-        <w:t xml:space="preserve">, и менеджеры начинают видеть группу риска и готовую рекомендацию прямо в карточке заказа. Через месяц работы мы </w:t>
-      </w:r>
-      <w:r>
-        <w:rPr>
-          <w:rFonts w:ascii="Times New Roman" w:hAnsi="Times New Roman" w:cs="Times New Roman"/>
-        </w:rPr>
-        <w:lastRenderedPageBreak/>
-        <w:t xml:space="preserve">сможем замерить реальный эффект: сколько заказов удалось спасти и сколько звонков сэкономить. Через 3 месяца модель можно переобучить </w:t>
+        <w:t xml:space="preserve">, и менеджеры начинают видеть группу риска и готовую рекомендацию прямо в карточке заказа. Через месяц работы мы сможем замерить реальный эффект: сколько заказов удалось спасти и сколько звонков сэкономить. Через 3 месяца модель можно переобучить </w:t>
       </w:r>
       <w:proofErr w:type="gramStart"/>
       <w:r>
@@ -1508,7 +1523,6 @@
   <w:style w:type="character" w:default="1" w:styleId="a0">
     <w:name w:val="Default Paragraph Font"/>
     <w:uiPriority w:val="1"/>
-    <w:semiHidden/>
     <w:unhideWhenUsed/>
   </w:style>
   <w:style w:type="table" w:default="1" w:styleId="a1">
